--- a/docoments/Fursad.docx
+++ b/docoments/Fursad.docx
@@ -172,6 +172,8 @@
         </w:rPr>
         <w:t>Sundus Ahmed Mohamed</w:t>
       </w:r>
+      <w:bookmarkStart w:id="0" w:name="_GoBack"/>
+      <w:bookmarkEnd w:id="0"/>
     </w:p>
     <w:p>
       <w:pPr>
@@ -260,6 +262,99 @@
       </w:r>
     </w:p>
     <w:p>
+      <w:r>
+        <w:rPr>
+          <w:noProof/>
+        </w:rPr>
+        <mc:AlternateContent>
+          <mc:Choice Requires="wps">
+            <w:drawing>
+              <wp:anchor distT="0" distB="0" distL="114300" distR="114300" simplePos="0" relativeHeight="251659264" behindDoc="0" locked="0" layoutInCell="1" allowOverlap="1">
+                <wp:simplePos x="0" y="0"/>
+                <wp:positionH relativeFrom="column">
+                  <wp:posOffset>1539240</wp:posOffset>
+                </wp:positionH>
+                <wp:positionV relativeFrom="paragraph">
+                  <wp:posOffset>119380</wp:posOffset>
+                </wp:positionV>
+                <wp:extent cx="2727960" cy="2727960"/>
+                <wp:effectExtent l="0" t="0" r="15240" b="15240"/>
+                <wp:wrapNone/>
+                <wp:docPr id="1" name="Oval 1"/>
+                <wp:cNvGraphicFramePr/>
+                <a:graphic xmlns:a="http://schemas.openxmlformats.org/drawingml/2006/main">
+                  <a:graphicData uri="http://schemas.microsoft.com/office/word/2010/wordprocessingShape">
+                    <wps:wsp>
+                      <wps:cNvSpPr/>
+                      <wps:spPr>
+                        <a:xfrm>
+                          <a:off x="0" y="0"/>
+                          <a:ext cx="2727960" cy="2727960"/>
+                        </a:xfrm>
+                        <a:prstGeom prst="ellipse">
+                          <a:avLst/>
+                        </a:prstGeom>
+                        <a:blipFill dpi="0" rotWithShape="1">
+                          <a:blip r:embed="rId8">
+                            <a:extLst>
+                              <a:ext uri="{BEBA8EAE-BF5A-486C-A8C5-ECC9F3942E4B}">
+                                <a14:imgProps xmlns:a14="http://schemas.microsoft.com/office/drawing/2010/main">
+                                  <a14:imgLayer r:embed="rId9">
+                                    <a14:imgEffect>
+                                      <a14:brightnessContrast bright="-20000" contrast="40000"/>
+                                    </a14:imgEffect>
+                                  </a14:imgLayer>
+                                </a14:imgProps>
+                              </a:ext>
+                              <a:ext uri="{28A0092B-C50C-407E-A947-70E740481C1C}">
+                                <a14:useLocalDpi xmlns:a14="http://schemas.microsoft.com/office/drawing/2010/main" val="0"/>
+                              </a:ext>
+                            </a:extLst>
+                          </a:blip>
+                          <a:srcRect/>
+                          <a:stretch>
+                            <a:fillRect/>
+                          </a:stretch>
+                        </a:blipFill>
+                      </wps:spPr>
+                      <wps:style>
+                        <a:lnRef idx="2">
+                          <a:schemeClr val="accent1">
+                            <a:shade val="50000"/>
+                          </a:schemeClr>
+                        </a:lnRef>
+                        <a:fillRef idx="1">
+                          <a:schemeClr val="accent1"/>
+                        </a:fillRef>
+                        <a:effectRef idx="0">
+                          <a:schemeClr val="accent1"/>
+                        </a:effectRef>
+                        <a:fontRef idx="minor">
+                          <a:schemeClr val="lt1"/>
+                        </a:fontRef>
+                      </wps:style>
+                      <wps:bodyPr rot="0" spcFirstLastPara="0" vertOverflow="overflow" horzOverflow="overflow" vert="horz" wrap="square" lIns="91440" tIns="45720" rIns="91440" bIns="45720" numCol="1" spcCol="0" rtlCol="0" fromWordArt="0" anchor="ctr" anchorCtr="0" forceAA="0" compatLnSpc="1">
+                        <a:prstTxWarp prst="textNoShape">
+                          <a:avLst/>
+                        </a:prstTxWarp>
+                        <a:noAutofit/>
+                      </wps:bodyPr>
+                    </wps:wsp>
+                  </a:graphicData>
+                </a:graphic>
+              </wp:anchor>
+            </w:drawing>
+          </mc:Choice>
+          <mc:Fallback>
+            <w:pict>
+              <v:oval w14:anchorId="3CF68420" id="Oval 1" o:spid="_x0000_s1026" style="position:absolute;margin-left:121.2pt;margin-top:9.4pt;width:214.8pt;height:214.8pt;z-index:251659264;visibility:visible;mso-wrap-style:square;mso-wrap-distance-left:9pt;mso-wrap-distance-top:0;mso-wrap-distance-right:9pt;mso-wrap-distance-bottom:0;mso-position-horizontal:absolute;mso-position-horizontal-relative:text;mso-position-vertical:absolute;mso-position-vertical-relative:text;v-text-anchor:middle" o:gfxdata="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" strokecolor="#1f4d78 [1604]" strokeweight="1pt">
+                <v:fill r:id="rId10" o:title="" recolor="t" rotate="t" type="frame"/>
+                <v:stroke joinstyle="miter"/>
+              </v:oval>
+            </w:pict>
+          </mc:Fallback>
+        </mc:AlternateContent>
+      </w:r>
       <w:r>
         <w:br w:type="page"/>
       </w:r>
@@ -7436,26 +7531,26 @@
           <w:bottom w:val="single" w:sz="8" w:space="6" w:color="1A3A6B"/>
         </w:pBdr>
       </w:pPr>
-      <w:bookmarkStart w:id="0" w:name="_Toc229469590"/>
-      <w:bookmarkStart w:id="1" w:name="_Toc231855473"/>
+      <w:bookmarkStart w:id="1" w:name="_Toc229469590"/>
+      <w:bookmarkStart w:id="2" w:name="_Toc231855473"/>
       <w:r>
         <w:lastRenderedPageBreak/>
         <w:t>CHAPTER ONE: INTRODUCTION</w:t>
       </w:r>
-      <w:bookmarkEnd w:id="0"/>
       <w:bookmarkEnd w:id="1"/>
+      <w:bookmarkEnd w:id="2"/>
     </w:p>
     <w:p>
       <w:pPr>
         <w:pStyle w:val="Heading2"/>
       </w:pPr>
-      <w:bookmarkStart w:id="2" w:name="_Toc229469591"/>
-      <w:bookmarkStart w:id="3" w:name="_Toc231855474"/>
+      <w:bookmarkStart w:id="3" w:name="_Toc229469591"/>
+      <w:bookmarkStart w:id="4" w:name="_Toc231855474"/>
       <w:r>
         <w:t>1.1  Background of the Study</w:t>
       </w:r>
-      <w:bookmarkEnd w:id="2"/>
       <w:bookmarkEnd w:id="3"/>
+      <w:bookmarkEnd w:id="4"/>
     </w:p>
     <w:p>
       <w:pPr>
@@ -7552,13 +7647,13 @@
       <w:pPr>
         <w:pStyle w:val="Heading2"/>
       </w:pPr>
-      <w:bookmarkStart w:id="4" w:name="_Toc229469592"/>
-      <w:bookmarkStart w:id="5" w:name="_Toc231855475"/>
+      <w:bookmarkStart w:id="5" w:name="_Toc229469592"/>
+      <w:bookmarkStart w:id="6" w:name="_Toc231855475"/>
       <w:r>
         <w:t>1.2  Problem Statement</w:t>
       </w:r>
-      <w:bookmarkEnd w:id="4"/>
       <w:bookmarkEnd w:id="5"/>
+      <w:bookmarkEnd w:id="6"/>
     </w:p>
     <w:p>
       <w:pPr>
@@ -7695,13 +7790,13 @@
       <w:pPr>
         <w:pStyle w:val="Heading2"/>
       </w:pPr>
-      <w:bookmarkStart w:id="6" w:name="_Toc229469593"/>
-      <w:bookmarkStart w:id="7" w:name="_Toc231855476"/>
+      <w:bookmarkStart w:id="7" w:name="_Toc229469593"/>
+      <w:bookmarkStart w:id="8" w:name="_Toc231855476"/>
       <w:r>
         <w:t>1.3  Research Aim</w:t>
       </w:r>
-      <w:bookmarkEnd w:id="6"/>
       <w:bookmarkEnd w:id="7"/>
+      <w:bookmarkEnd w:id="8"/>
     </w:p>
     <w:p>
       <w:pPr>
@@ -7720,13 +7815,13 @@
       <w:pPr>
         <w:pStyle w:val="Heading2"/>
       </w:pPr>
-      <w:bookmarkStart w:id="8" w:name="_Toc229469594"/>
-      <w:bookmarkStart w:id="9" w:name="_Toc231855477"/>
+      <w:bookmarkStart w:id="9" w:name="_Toc229469594"/>
+      <w:bookmarkStart w:id="10" w:name="_Toc231855477"/>
       <w:r>
         <w:t>1.4  Research Objectives</w:t>
       </w:r>
-      <w:bookmarkEnd w:id="8"/>
       <w:bookmarkEnd w:id="9"/>
+      <w:bookmarkEnd w:id="10"/>
     </w:p>
     <w:p>
       <w:pPr>
@@ -7849,13 +7944,13 @@
       <w:pPr>
         <w:pStyle w:val="Heading2"/>
       </w:pPr>
-      <w:bookmarkStart w:id="10" w:name="_Toc229469595"/>
-      <w:bookmarkStart w:id="11" w:name="_Toc231855478"/>
+      <w:bookmarkStart w:id="11" w:name="_Toc229469595"/>
+      <w:bookmarkStart w:id="12" w:name="_Toc231855478"/>
       <w:r>
         <w:t>1.5  Research Questions</w:t>
       </w:r>
-      <w:bookmarkEnd w:id="10"/>
       <w:bookmarkEnd w:id="11"/>
+      <w:bookmarkEnd w:id="12"/>
     </w:p>
     <w:p>
       <w:pPr>
@@ -7938,13 +8033,13 @@
       <w:pPr>
         <w:pStyle w:val="Heading2"/>
       </w:pPr>
-      <w:bookmarkStart w:id="12" w:name="_Toc229469596"/>
-      <w:bookmarkStart w:id="13" w:name="_Toc231855479"/>
+      <w:bookmarkStart w:id="13" w:name="_Toc229469596"/>
+      <w:bookmarkStart w:id="14" w:name="_Toc231855479"/>
       <w:r>
         <w:t>1.6  Significance of the Study</w:t>
       </w:r>
-      <w:bookmarkEnd w:id="12"/>
       <w:bookmarkEnd w:id="13"/>
+      <w:bookmarkEnd w:id="14"/>
     </w:p>
     <w:p>
       <w:pPr>
@@ -7999,13 +8094,13 @@
       <w:pPr>
         <w:pStyle w:val="Heading2"/>
       </w:pPr>
-      <w:bookmarkStart w:id="14" w:name="_Toc229469597"/>
-      <w:bookmarkStart w:id="15" w:name="_Toc231855480"/>
+      <w:bookmarkStart w:id="15" w:name="_Toc229469597"/>
+      <w:bookmarkStart w:id="16" w:name="_Toc231855480"/>
       <w:r>
         <w:t>1.7  Scope and Limitations</w:t>
       </w:r>
-      <w:bookmarkEnd w:id="14"/>
       <w:bookmarkEnd w:id="15"/>
+      <w:bookmarkEnd w:id="16"/>
     </w:p>
     <w:p>
       <w:pPr>
@@ -8101,13 +8196,13 @@
       <w:pPr>
         <w:pStyle w:val="Heading2"/>
       </w:pPr>
-      <w:bookmarkStart w:id="16" w:name="_Toc229469598"/>
-      <w:bookmarkStart w:id="17" w:name="_Toc231855481"/>
+      <w:bookmarkStart w:id="17" w:name="_Toc229469598"/>
+      <w:bookmarkStart w:id="18" w:name="_Toc231855481"/>
       <w:r>
         <w:t>1.8  Organization of the Thesis</w:t>
       </w:r>
-      <w:bookmarkEnd w:id="16"/>
       <w:bookmarkEnd w:id="17"/>
+      <w:bookmarkEnd w:id="18"/>
     </w:p>
     <w:p>
       <w:pPr>
@@ -8133,26 +8228,26 @@
           <w:bottom w:val="single" w:sz="8" w:space="6" w:color="1A3A6B"/>
         </w:pBdr>
       </w:pPr>
-      <w:bookmarkStart w:id="18" w:name="_Toc229469599"/>
-      <w:bookmarkStart w:id="19" w:name="_Toc231855482"/>
+      <w:bookmarkStart w:id="19" w:name="_Toc229469599"/>
+      <w:bookmarkStart w:id="20" w:name="_Toc231855482"/>
       <w:r>
         <w:lastRenderedPageBreak/>
         <w:t>CHAPTER TWO: LITERATURE REVIEW</w:t>
       </w:r>
-      <w:bookmarkEnd w:id="18"/>
       <w:bookmarkEnd w:id="19"/>
+      <w:bookmarkEnd w:id="20"/>
     </w:p>
     <w:p>
       <w:pPr>
         <w:pStyle w:val="Heading2"/>
       </w:pPr>
-      <w:bookmarkStart w:id="20" w:name="_Toc229469600"/>
-      <w:bookmarkStart w:id="21" w:name="_Toc231855483"/>
+      <w:bookmarkStart w:id="21" w:name="_Toc229469600"/>
+      <w:bookmarkStart w:id="22" w:name="_Toc231855483"/>
       <w:r>
         <w:t>2.1  Introduction</w:t>
       </w:r>
-      <w:bookmarkEnd w:id="20"/>
       <w:bookmarkEnd w:id="21"/>
+      <w:bookmarkEnd w:id="22"/>
     </w:p>
     <w:p>
       <w:pPr>
@@ -8170,13 +8265,13 @@
       <w:pPr>
         <w:pStyle w:val="Heading2"/>
       </w:pPr>
-      <w:bookmarkStart w:id="22" w:name="_Toc229469601"/>
-      <w:bookmarkStart w:id="23" w:name="_Toc231855484"/>
+      <w:bookmarkStart w:id="23" w:name="_Toc229469601"/>
+      <w:bookmarkStart w:id="24" w:name="_Toc231855484"/>
       <w:r>
         <w:t>2.2  The Evolution of Recruitment Technology</w:t>
       </w:r>
-      <w:bookmarkEnd w:id="22"/>
       <w:bookmarkEnd w:id="23"/>
+      <w:bookmarkEnd w:id="24"/>
     </w:p>
     <w:p>
       <w:pPr>
@@ -8243,13 +8338,13 @@
       <w:pPr>
         <w:pStyle w:val="Heading2"/>
       </w:pPr>
-      <w:bookmarkStart w:id="24" w:name="_Toc229469602"/>
-      <w:bookmarkStart w:id="25" w:name="_Toc231855485"/>
+      <w:bookmarkStart w:id="25" w:name="_Toc229469602"/>
+      <w:bookmarkStart w:id="26" w:name="_Toc231855485"/>
       <w:r>
         <w:t>2.3  Online Job Portal Systems: An Overview</w:t>
       </w:r>
-      <w:bookmarkEnd w:id="24"/>
       <w:bookmarkEnd w:id="25"/>
+      <w:bookmarkEnd w:id="26"/>
     </w:p>
     <w:p>
       <w:pPr>
@@ -8304,13 +8399,13 @@
       <w:pPr>
         <w:pStyle w:val="Heading2"/>
       </w:pPr>
-      <w:bookmarkStart w:id="26" w:name="_Toc229469603"/>
-      <w:bookmarkStart w:id="27" w:name="_Toc231855486"/>
+      <w:bookmarkStart w:id="27" w:name="_Toc229469603"/>
+      <w:bookmarkStart w:id="28" w:name="_Toc231855486"/>
       <w:r>
         <w:t>2.4  Review of Existing Job Portal Systems</w:t>
       </w:r>
-      <w:bookmarkEnd w:id="26"/>
       <w:bookmarkEnd w:id="27"/>
+      <w:bookmarkEnd w:id="28"/>
     </w:p>
     <w:p>
       <w:pPr>
@@ -8328,13 +8423,13 @@
       <w:pPr>
         <w:pStyle w:val="Heading3"/>
       </w:pPr>
-      <w:bookmarkStart w:id="28" w:name="_Toc229469604"/>
-      <w:bookmarkStart w:id="29" w:name="_Toc231855487"/>
+      <w:bookmarkStart w:id="29" w:name="_Toc229469604"/>
+      <w:bookmarkStart w:id="30" w:name="_Toc231855487"/>
       <w:r>
         <w:t>2.4.1  LinkedIn</w:t>
       </w:r>
-      <w:bookmarkEnd w:id="28"/>
       <w:bookmarkEnd w:id="29"/>
+      <w:bookmarkEnd w:id="30"/>
     </w:p>
     <w:p>
       <w:pPr>
@@ -8352,13 +8447,13 @@
       <w:pPr>
         <w:pStyle w:val="Heading3"/>
       </w:pPr>
-      <w:bookmarkStart w:id="30" w:name="_Toc229469605"/>
-      <w:bookmarkStart w:id="31" w:name="_Toc231855488"/>
+      <w:bookmarkStart w:id="31" w:name="_Toc229469605"/>
+      <w:bookmarkStart w:id="32" w:name="_Toc231855488"/>
       <w:r>
         <w:t>2.4.2  Indeed</w:t>
       </w:r>
-      <w:bookmarkEnd w:id="30"/>
       <w:bookmarkEnd w:id="31"/>
+      <w:bookmarkEnd w:id="32"/>
     </w:p>
     <w:p>
       <w:pPr>
@@ -8376,13 +8471,13 @@
       <w:pPr>
         <w:pStyle w:val="Heading3"/>
       </w:pPr>
-      <w:bookmarkStart w:id="32" w:name="_Toc229469606"/>
-      <w:bookmarkStart w:id="33" w:name="_Toc231855489"/>
+      <w:bookmarkStart w:id="33" w:name="_Toc229469606"/>
+      <w:bookmarkStart w:id="34" w:name="_Toc231855489"/>
       <w:r>
         <w:t>2.4.3  Glassdoor</w:t>
       </w:r>
-      <w:bookmarkEnd w:id="32"/>
       <w:bookmarkEnd w:id="33"/>
+      <w:bookmarkEnd w:id="34"/>
     </w:p>
     <w:p>
       <w:pPr>
@@ -9715,13 +9810,13 @@
       <w:pPr>
         <w:pStyle w:val="Heading2"/>
       </w:pPr>
-      <w:bookmarkStart w:id="34" w:name="_Toc229469607"/>
-      <w:bookmarkStart w:id="35" w:name="_Toc231855490"/>
+      <w:bookmarkStart w:id="35" w:name="_Toc229469607"/>
+      <w:bookmarkStart w:id="36" w:name="_Toc231855490"/>
       <w:r>
         <w:t>2.5  Web Development Frameworks for Job Portal Systems</w:t>
       </w:r>
-      <w:bookmarkEnd w:id="34"/>
       <w:bookmarkEnd w:id="35"/>
+      <w:bookmarkEnd w:id="36"/>
     </w:p>
     <w:p>
       <w:pPr>
@@ -9739,13 +9834,13 @@
       <w:pPr>
         <w:pStyle w:val="Heading3"/>
       </w:pPr>
-      <w:bookmarkStart w:id="36" w:name="_Toc229469608"/>
-      <w:bookmarkStart w:id="37" w:name="_Toc231855491"/>
+      <w:bookmarkStart w:id="37" w:name="_Toc229469608"/>
+      <w:bookmarkStart w:id="38" w:name="_Toc231855491"/>
       <w:r>
         <w:t>2.5.1  Django (Python)</w:t>
       </w:r>
-      <w:bookmarkEnd w:id="36"/>
       <w:bookmarkEnd w:id="37"/>
+      <w:bookmarkEnd w:id="38"/>
     </w:p>
     <w:p>
       <w:pPr>
@@ -9782,13 +9877,13 @@
       <w:pPr>
         <w:pStyle w:val="Heading3"/>
       </w:pPr>
-      <w:bookmarkStart w:id="38" w:name="_Toc229469609"/>
-      <w:bookmarkStart w:id="39" w:name="_Toc231855492"/>
+      <w:bookmarkStart w:id="39" w:name="_Toc229469609"/>
+      <w:bookmarkStart w:id="40" w:name="_Toc231855492"/>
       <w:r>
         <w:t>2.5.2  Laravel (PHP)</w:t>
       </w:r>
-      <w:bookmarkEnd w:id="38"/>
       <w:bookmarkEnd w:id="39"/>
+      <w:bookmarkEnd w:id="40"/>
     </w:p>
     <w:p>
       <w:pPr>
@@ -9806,13 +9901,13 @@
       <w:pPr>
         <w:pStyle w:val="Heading3"/>
       </w:pPr>
-      <w:bookmarkStart w:id="40" w:name="_Toc229469610"/>
-      <w:bookmarkStart w:id="41" w:name="_Toc231855493"/>
+      <w:bookmarkStart w:id="41" w:name="_Toc229469610"/>
+      <w:bookmarkStart w:id="42" w:name="_Toc231855493"/>
       <w:r>
         <w:t>2.5.3  Node.js / Express</w:t>
       </w:r>
-      <w:bookmarkEnd w:id="40"/>
       <w:bookmarkEnd w:id="41"/>
+      <w:bookmarkEnd w:id="42"/>
     </w:p>
     <w:p>
       <w:pPr>
@@ -10873,13 +10968,13 @@
       <w:pPr>
         <w:pStyle w:val="Heading2"/>
       </w:pPr>
-      <w:bookmarkStart w:id="42" w:name="_Toc229469611"/>
-      <w:bookmarkStart w:id="43" w:name="_Toc231855494"/>
+      <w:bookmarkStart w:id="43" w:name="_Toc229469611"/>
+      <w:bookmarkStart w:id="44" w:name="_Toc231855494"/>
       <w:r>
         <w:t>2.6  Database Management Systems</w:t>
       </w:r>
-      <w:bookmarkEnd w:id="42"/>
       <w:bookmarkEnd w:id="43"/>
+      <w:bookmarkEnd w:id="44"/>
     </w:p>
     <w:p>
       <w:pPr>
@@ -10965,13 +11060,13 @@
       <w:pPr>
         <w:pStyle w:val="Heading2"/>
       </w:pPr>
-      <w:bookmarkStart w:id="44" w:name="_Toc229469612"/>
-      <w:bookmarkStart w:id="45" w:name="_Toc231855495"/>
+      <w:bookmarkStart w:id="45" w:name="_Toc229469612"/>
+      <w:bookmarkStart w:id="46" w:name="_Toc231855495"/>
       <w:r>
         <w:t>2.7  Security in Web-Based Recruitment Systems</w:t>
       </w:r>
-      <w:bookmarkEnd w:id="44"/>
       <w:bookmarkEnd w:id="45"/>
+      <w:bookmarkEnd w:id="46"/>
     </w:p>
     <w:p>
       <w:pPr>
@@ -11013,13 +11108,13 @@
       <w:pPr>
         <w:pStyle w:val="Heading2"/>
       </w:pPr>
-      <w:bookmarkStart w:id="46" w:name="_Toc229469613"/>
-      <w:bookmarkStart w:id="47" w:name="_Toc231855496"/>
+      <w:bookmarkStart w:id="47" w:name="_Toc229469613"/>
+      <w:bookmarkStart w:id="48" w:name="_Toc231855496"/>
       <w:r>
         <w:t>2.8  User Experience in Digital Platforms</w:t>
       </w:r>
-      <w:bookmarkEnd w:id="46"/>
       <w:bookmarkEnd w:id="47"/>
+      <w:bookmarkEnd w:id="48"/>
     </w:p>
     <w:p>
       <w:pPr>
@@ -11068,13 +11163,13 @@
       <w:pPr>
         <w:pStyle w:val="Heading2"/>
       </w:pPr>
-      <w:bookmarkStart w:id="48" w:name="_Toc229469614"/>
-      <w:bookmarkStart w:id="49" w:name="_Toc231855497"/>
+      <w:bookmarkStart w:id="49" w:name="_Toc229469614"/>
+      <w:bookmarkStart w:id="50" w:name="_Toc231855497"/>
       <w:r>
         <w:t>2.9  Research Gaps and Project Justification</w:t>
       </w:r>
-      <w:bookmarkEnd w:id="48"/>
       <w:bookmarkEnd w:id="49"/>
+      <w:bookmarkEnd w:id="50"/>
     </w:p>
     <w:p>
       <w:pPr>
@@ -11145,13 +11240,13 @@
       <w:pPr>
         <w:pStyle w:val="Heading2"/>
       </w:pPr>
-      <w:bookmarkStart w:id="50" w:name="_Toc229469615"/>
-      <w:bookmarkStart w:id="51" w:name="_Toc231855498"/>
+      <w:bookmarkStart w:id="51" w:name="_Toc229469615"/>
+      <w:bookmarkStart w:id="52" w:name="_Toc231855498"/>
       <w:r>
         <w:t>2.10  Summary</w:t>
       </w:r>
-      <w:bookmarkEnd w:id="50"/>
       <w:bookmarkEnd w:id="51"/>
+      <w:bookmarkEnd w:id="52"/>
     </w:p>
     <w:p>
       <w:pPr>
@@ -11177,26 +11272,26 @@
           <w:bottom w:val="single" w:sz="8" w:space="6" w:color="1A3A6B"/>
         </w:pBdr>
       </w:pPr>
-      <w:bookmarkStart w:id="52" w:name="_Toc229469616"/>
-      <w:bookmarkStart w:id="53" w:name="_Toc231855499"/>
+      <w:bookmarkStart w:id="53" w:name="_Toc229469616"/>
+      <w:bookmarkStart w:id="54" w:name="_Toc231855499"/>
       <w:r>
         <w:lastRenderedPageBreak/>
         <w:t>CHAPTER THREE: SYSTEM DESIGN AND METHODOLOGY</w:t>
       </w:r>
-      <w:bookmarkEnd w:id="52"/>
       <w:bookmarkEnd w:id="53"/>
+      <w:bookmarkEnd w:id="54"/>
     </w:p>
     <w:p>
       <w:pPr>
         <w:pStyle w:val="Heading2"/>
       </w:pPr>
-      <w:bookmarkStart w:id="54" w:name="_Toc229469617"/>
-      <w:bookmarkStart w:id="55" w:name="_Toc231855500"/>
+      <w:bookmarkStart w:id="55" w:name="_Toc229469617"/>
+      <w:bookmarkStart w:id="56" w:name="_Toc231855500"/>
       <w:r>
         <w:t>3.1  Introduction</w:t>
       </w:r>
-      <w:bookmarkEnd w:id="54"/>
       <w:bookmarkEnd w:id="55"/>
+      <w:bookmarkEnd w:id="56"/>
     </w:p>
     <w:p>
       <w:pPr>
@@ -11214,25 +11309,25 @@
       <w:pPr>
         <w:pStyle w:val="Heading2"/>
       </w:pPr>
-      <w:bookmarkStart w:id="56" w:name="_Toc229469618"/>
-      <w:bookmarkStart w:id="57" w:name="_Toc231855501"/>
+      <w:bookmarkStart w:id="57" w:name="_Toc229469618"/>
+      <w:bookmarkStart w:id="58" w:name="_Toc231855501"/>
       <w:r>
         <w:t>3.2  Development Methodology</w:t>
       </w:r>
-      <w:bookmarkEnd w:id="56"/>
       <w:bookmarkEnd w:id="57"/>
+      <w:bookmarkEnd w:id="58"/>
     </w:p>
     <w:p>
       <w:pPr>
         <w:pStyle w:val="Heading3"/>
       </w:pPr>
-      <w:bookmarkStart w:id="58" w:name="_Toc229469619"/>
-      <w:bookmarkStart w:id="59" w:name="_Toc231855502"/>
+      <w:bookmarkStart w:id="59" w:name="_Toc229469619"/>
+      <w:bookmarkStart w:id="60" w:name="_Toc231855502"/>
       <w:r>
         <w:t>3.2.1  Agile Software Development</w:t>
       </w:r>
-      <w:bookmarkEnd w:id="58"/>
       <w:bookmarkEnd w:id="59"/>
+      <w:bookmarkEnd w:id="60"/>
     </w:p>
     <w:p>
       <w:pPr>
@@ -11262,13 +11357,13 @@
       <w:pPr>
         <w:pStyle w:val="Heading3"/>
       </w:pPr>
-      <w:bookmarkStart w:id="60" w:name="_Toc229469620"/>
-      <w:bookmarkStart w:id="61" w:name="_Toc231855503"/>
+      <w:bookmarkStart w:id="61" w:name="_Toc229469620"/>
+      <w:bookmarkStart w:id="62" w:name="_Toc231855503"/>
       <w:r>
         <w:t>3.2.2  Sprint Plan</w:t>
       </w:r>
-      <w:bookmarkEnd w:id="60"/>
       <w:bookmarkEnd w:id="61"/>
+      <w:bookmarkEnd w:id="62"/>
     </w:p>
     <w:p>
       <w:pPr>
@@ -11933,13 +12028,13 @@
       <w:pPr>
         <w:pStyle w:val="Heading2"/>
       </w:pPr>
-      <w:bookmarkStart w:id="62" w:name="_Toc229469621"/>
-      <w:bookmarkStart w:id="63" w:name="_Toc231855504"/>
+      <w:bookmarkStart w:id="63" w:name="_Toc229469621"/>
+      <w:bookmarkStart w:id="64" w:name="_Toc231855504"/>
       <w:r>
         <w:t>3.3  Data Collection Methods</w:t>
       </w:r>
-      <w:bookmarkEnd w:id="62"/>
       <w:bookmarkEnd w:id="63"/>
+      <w:bookmarkEnd w:id="64"/>
     </w:p>
     <w:p>
       <w:pPr>
@@ -11957,16 +12052,16 @@
       <w:pPr>
         <w:pStyle w:val="Heading3"/>
       </w:pPr>
-      <w:bookmarkStart w:id="64" w:name="_Toc229469622"/>
-      <w:bookmarkStart w:id="65" w:name="_Toc231855505"/>
+      <w:bookmarkStart w:id="65" w:name="_Toc229469622"/>
+      <w:bookmarkStart w:id="66" w:name="_Toc231855505"/>
       <w:r>
         <w:t xml:space="preserve">3.3.1  Interviews with </w:t>
       </w:r>
-      <w:bookmarkEnd w:id="64"/>
+      <w:bookmarkEnd w:id="65"/>
       <w:r>
         <w:t>Superviser</w:t>
       </w:r>
-      <w:bookmarkEnd w:id="65"/>
+      <w:bookmarkEnd w:id="66"/>
     </w:p>
     <w:p>
       <w:pPr>
@@ -11976,7 +12071,7 @@
           <w:color w:val="000000"/>
         </w:rPr>
       </w:pPr>
-      <w:bookmarkStart w:id="66" w:name="_Toc229469623"/>
+      <w:bookmarkStart w:id="67" w:name="_Toc229469623"/>
       <w:r>
         <w:rPr>
           <w:color w:val="000000"/>
@@ -11988,12 +12083,12 @@
       <w:pPr>
         <w:pStyle w:val="Heading3"/>
       </w:pPr>
-      <w:bookmarkStart w:id="67" w:name="_Toc231855506"/>
+      <w:bookmarkStart w:id="68" w:name="_Toc231855506"/>
       <w:r>
         <w:t>3.3.2  Surveys with Job Seekers</w:t>
       </w:r>
-      <w:bookmarkEnd w:id="66"/>
       <w:bookmarkEnd w:id="67"/>
+      <w:bookmarkEnd w:id="68"/>
     </w:p>
     <w:p>
       <w:pPr>
@@ -12011,13 +12106,13 @@
       <w:pPr>
         <w:pStyle w:val="Heading3"/>
       </w:pPr>
-      <w:bookmarkStart w:id="68" w:name="_Toc229469624"/>
-      <w:bookmarkStart w:id="69" w:name="_Toc231855507"/>
+      <w:bookmarkStart w:id="69" w:name="_Toc229469624"/>
+      <w:bookmarkStart w:id="70" w:name="_Toc231855507"/>
       <w:r>
         <w:t>3.3.3  Analysis of Existing Platforms</w:t>
       </w:r>
-      <w:bookmarkEnd w:id="68"/>
       <w:bookmarkEnd w:id="69"/>
+      <w:bookmarkEnd w:id="70"/>
     </w:p>
     <w:p>
       <w:pPr>
@@ -12036,25 +12131,25 @@
       <w:pPr>
         <w:pStyle w:val="Heading2"/>
       </w:pPr>
-      <w:bookmarkStart w:id="70" w:name="_Toc229469625"/>
-      <w:bookmarkStart w:id="71" w:name="_Toc231855508"/>
+      <w:bookmarkStart w:id="71" w:name="_Toc229469625"/>
+      <w:bookmarkStart w:id="72" w:name="_Toc231855508"/>
       <w:r>
         <w:t>3.4  System Architecture</w:t>
       </w:r>
-      <w:bookmarkEnd w:id="70"/>
       <w:bookmarkEnd w:id="71"/>
+      <w:bookmarkEnd w:id="72"/>
     </w:p>
     <w:p>
       <w:pPr>
         <w:pStyle w:val="Heading3"/>
       </w:pPr>
-      <w:bookmarkStart w:id="72" w:name="_Toc229469626"/>
-      <w:bookmarkStart w:id="73" w:name="_Toc231855509"/>
+      <w:bookmarkStart w:id="73" w:name="_Toc229469626"/>
+      <w:bookmarkStart w:id="74" w:name="_Toc231855509"/>
       <w:r>
         <w:t>3.4.1  Overview</w:t>
       </w:r>
-      <w:bookmarkEnd w:id="72"/>
       <w:bookmarkEnd w:id="73"/>
+      <w:bookmarkEnd w:id="74"/>
     </w:p>
     <w:p>
       <w:pPr>
@@ -12072,11 +12167,11 @@
       <w:pPr>
         <w:pStyle w:val="Heading3"/>
       </w:pPr>
-      <w:bookmarkStart w:id="74" w:name="_Toc231855510"/>
+      <w:bookmarkStart w:id="75" w:name="_Toc231855510"/>
       <w:r>
         <w:t>3.4.2 Architecture Layers</w:t>
       </w:r>
-      <w:bookmarkEnd w:id="74"/>
+      <w:bookmarkEnd w:id="75"/>
     </w:p>
     <w:p>
       <w:pPr>
@@ -12096,11 +12191,11 @@
       <w:pPr>
         <w:pStyle w:val="Heading3"/>
       </w:pPr>
-      <w:bookmarkStart w:id="75" w:name="_Toc231855511"/>
+      <w:bookmarkStart w:id="76" w:name="_Toc231855511"/>
       <w:r>
         <w:t>3.4.2.1 Client Layer (Browser)</w:t>
       </w:r>
-      <w:bookmarkEnd w:id="75"/>
+      <w:bookmarkEnd w:id="76"/>
     </w:p>
     <w:p>
       <w:pPr>
@@ -12120,11 +12215,11 @@
       <w:pPr>
         <w:pStyle w:val="Heading3"/>
       </w:pPr>
-      <w:bookmarkStart w:id="76" w:name="_Toc231855512"/>
+      <w:bookmarkStart w:id="77" w:name="_Toc231855512"/>
       <w:r>
         <w:t>3.4.2.2 Web Server Layer (Django Application Server)</w:t>
       </w:r>
-      <w:bookmarkEnd w:id="76"/>
+      <w:bookmarkEnd w:id="77"/>
     </w:p>
     <w:p>
       <w:pPr>
@@ -12144,11 +12239,11 @@
       <w:pPr>
         <w:pStyle w:val="Heading3"/>
       </w:pPr>
-      <w:bookmarkStart w:id="77" w:name="_Toc231855513"/>
+      <w:bookmarkStart w:id="78" w:name="_Toc231855513"/>
       <w:r>
         <w:t>3.4.2.3 Application Layer (Django MVT Architecture)</w:t>
       </w:r>
-      <w:bookmarkEnd w:id="77"/>
+      <w:bookmarkEnd w:id="78"/>
     </w:p>
     <w:p>
       <w:pPr>
@@ -12339,11 +12434,11 @@
       <w:pPr>
         <w:pStyle w:val="Heading3"/>
       </w:pPr>
-      <w:bookmarkStart w:id="78" w:name="_Toc231855514"/>
+      <w:bookmarkStart w:id="79" w:name="_Toc231855514"/>
       <w:r>
         <w:t>3.4.2.4 Database Layer (Microsoft SQL Server)</w:t>
       </w:r>
-      <w:bookmarkEnd w:id="78"/>
+      <w:bookmarkEnd w:id="79"/>
     </w:p>
     <w:p>
       <w:pPr>
@@ -12913,25 +13008,25 @@
       <w:pPr>
         <w:pStyle w:val="Heading2"/>
       </w:pPr>
-      <w:bookmarkStart w:id="79" w:name="_Toc229469629"/>
-      <w:bookmarkStart w:id="80" w:name="_Toc231855515"/>
+      <w:bookmarkStart w:id="80" w:name="_Toc229469629"/>
+      <w:bookmarkStart w:id="81" w:name="_Toc231855515"/>
       <w:r>
         <w:t>3.5  Data Model</w:t>
       </w:r>
-      <w:bookmarkEnd w:id="79"/>
       <w:bookmarkEnd w:id="80"/>
+      <w:bookmarkEnd w:id="81"/>
     </w:p>
     <w:p>
       <w:pPr>
         <w:pStyle w:val="Heading3"/>
       </w:pPr>
-      <w:bookmarkStart w:id="81" w:name="_Toc229469630"/>
-      <w:bookmarkStart w:id="82" w:name="_Toc231855516"/>
+      <w:bookmarkStart w:id="82" w:name="_Toc229469630"/>
+      <w:bookmarkStart w:id="83" w:name="_Toc231855516"/>
       <w:r>
         <w:t>3.5.1  Entity-Relationship Overview</w:t>
       </w:r>
-      <w:bookmarkEnd w:id="81"/>
       <w:bookmarkEnd w:id="82"/>
+      <w:bookmarkEnd w:id="83"/>
     </w:p>
     <w:p>
       <w:pPr>
@@ -12962,13 +13057,13 @@
       <w:pPr>
         <w:pStyle w:val="Heading3"/>
       </w:pPr>
-      <w:bookmarkStart w:id="83" w:name="_Toc229469631"/>
-      <w:bookmarkStart w:id="84" w:name="_Toc231855517"/>
+      <w:bookmarkStart w:id="84" w:name="_Toc229469631"/>
+      <w:bookmarkStart w:id="85" w:name="_Toc231855517"/>
       <w:r>
         <w:t>3.5.2  Database Schema</w:t>
       </w:r>
-      <w:bookmarkEnd w:id="83"/>
       <w:bookmarkEnd w:id="84"/>
+      <w:bookmarkEnd w:id="85"/>
     </w:p>
     <w:p>
       <w:pPr>
@@ -13018,11 +13113,11 @@
                     <pic:cNvPicPr/>
                   </pic:nvPicPr>
                   <pic:blipFill>
-                    <a:blip r:embed="rId8">
+                    <a:blip r:embed="rId11">
                       <a:extLst>
                         <a:ext uri="{BEBA8EAE-BF5A-486C-A8C5-ECC9F3942E4B}">
                           <a14:imgProps xmlns:a14="http://schemas.microsoft.com/office/drawing/2010/main">
-                            <a14:imgLayer r:embed="rId9">
+                            <a14:imgLayer r:embed="rId12">
                               <a14:imgEffect>
                                 <a14:brightnessContrast bright="-40000" contrast="40000"/>
                               </a14:imgEffect>
@@ -15411,13 +15506,13 @@
       <w:pPr>
         <w:pStyle w:val="Heading2"/>
       </w:pPr>
-      <w:bookmarkStart w:id="85" w:name="_Toc229469632"/>
-      <w:bookmarkStart w:id="86" w:name="_Toc231855518"/>
+      <w:bookmarkStart w:id="86" w:name="_Toc229469632"/>
+      <w:bookmarkStart w:id="87" w:name="_Toc231855518"/>
       <w:r>
         <w:t>3.6  System Modules Design</w:t>
       </w:r>
-      <w:bookmarkEnd w:id="85"/>
       <w:bookmarkEnd w:id="86"/>
+      <w:bookmarkEnd w:id="87"/>
     </w:p>
     <w:p>
       <w:pPr>
@@ -15435,13 +15530,13 @@
       <w:pPr>
         <w:pStyle w:val="Heading3"/>
       </w:pPr>
-      <w:bookmarkStart w:id="87" w:name="_Toc229469633"/>
-      <w:bookmarkStart w:id="88" w:name="_Toc231855519"/>
+      <w:bookmarkStart w:id="88" w:name="_Toc229469633"/>
+      <w:bookmarkStart w:id="89" w:name="_Toc231855519"/>
       <w:r>
         <w:t>3.6.1  User Authentication and Authorization Module</w:t>
       </w:r>
-      <w:bookmarkEnd w:id="87"/>
       <w:bookmarkEnd w:id="88"/>
+      <w:bookmarkEnd w:id="89"/>
     </w:p>
     <w:p>
       <w:pPr>
@@ -15459,13 +15554,13 @@
       <w:pPr>
         <w:pStyle w:val="Heading3"/>
       </w:pPr>
-      <w:bookmarkStart w:id="89" w:name="_Toc229469634"/>
-      <w:bookmarkStart w:id="90" w:name="_Toc231855520"/>
+      <w:bookmarkStart w:id="90" w:name="_Toc229469634"/>
+      <w:bookmarkStart w:id="91" w:name="_Toc231855520"/>
       <w:r>
         <w:t>3.6.2  Profile Management Module</w:t>
       </w:r>
-      <w:bookmarkEnd w:id="89"/>
       <w:bookmarkEnd w:id="90"/>
+      <w:bookmarkEnd w:id="91"/>
     </w:p>
     <w:p>
       <w:pPr>
@@ -15483,13 +15578,13 @@
       <w:pPr>
         <w:pStyle w:val="Heading3"/>
       </w:pPr>
-      <w:bookmarkStart w:id="91" w:name="_Toc229469635"/>
-      <w:bookmarkStart w:id="92" w:name="_Toc231855521"/>
+      <w:bookmarkStart w:id="92" w:name="_Toc229469635"/>
+      <w:bookmarkStart w:id="93" w:name="_Toc231855521"/>
       <w:r>
         <w:t>3.6.3  Job Management Module</w:t>
       </w:r>
-      <w:bookmarkEnd w:id="91"/>
       <w:bookmarkEnd w:id="92"/>
+      <w:bookmarkEnd w:id="93"/>
     </w:p>
     <w:p>
       <w:pPr>
@@ -15507,13 +15602,13 @@
       <w:pPr>
         <w:pStyle w:val="Heading3"/>
       </w:pPr>
-      <w:bookmarkStart w:id="93" w:name="_Toc229469636"/>
-      <w:bookmarkStart w:id="94" w:name="_Toc231855522"/>
+      <w:bookmarkStart w:id="94" w:name="_Toc229469636"/>
+      <w:bookmarkStart w:id="95" w:name="_Toc231855522"/>
       <w:r>
         <w:t>3.6.4  Job Search and Application Module</w:t>
       </w:r>
-      <w:bookmarkEnd w:id="93"/>
       <w:bookmarkEnd w:id="94"/>
+      <w:bookmarkEnd w:id="95"/>
     </w:p>
     <w:p>
       <w:pPr>
@@ -15532,13 +15627,13 @@
       <w:pPr>
         <w:pStyle w:val="Heading3"/>
       </w:pPr>
-      <w:bookmarkStart w:id="95" w:name="_Toc229469637"/>
-      <w:bookmarkStart w:id="96" w:name="_Toc231855523"/>
+      <w:bookmarkStart w:id="96" w:name="_Toc229469637"/>
+      <w:bookmarkStart w:id="97" w:name="_Toc231855523"/>
       <w:r>
         <w:t>3.6.5  Application Tracking Module</w:t>
       </w:r>
-      <w:bookmarkEnd w:id="95"/>
       <w:bookmarkEnd w:id="96"/>
+      <w:bookmarkEnd w:id="97"/>
     </w:p>
     <w:p>
       <w:pPr>
@@ -15556,25 +15651,25 @@
       <w:pPr>
         <w:pStyle w:val="Heading2"/>
       </w:pPr>
-      <w:bookmarkStart w:id="97" w:name="_Toc229469638"/>
-      <w:bookmarkStart w:id="98" w:name="_Toc231855524"/>
+      <w:bookmarkStart w:id="98" w:name="_Toc229469638"/>
+      <w:bookmarkStart w:id="99" w:name="_Toc231855524"/>
       <w:r>
         <w:t>3.7  User Interface Design</w:t>
       </w:r>
-      <w:bookmarkEnd w:id="97"/>
       <w:bookmarkEnd w:id="98"/>
+      <w:bookmarkEnd w:id="99"/>
     </w:p>
     <w:p>
       <w:pPr>
         <w:pStyle w:val="Heading3"/>
       </w:pPr>
-      <w:bookmarkStart w:id="99" w:name="_Toc229469639"/>
-      <w:bookmarkStart w:id="100" w:name="_Toc231855525"/>
+      <w:bookmarkStart w:id="100" w:name="_Toc229469639"/>
+      <w:bookmarkStart w:id="101" w:name="_Toc231855525"/>
       <w:r>
         <w:t>3.7.1  Design Principles</w:t>
       </w:r>
-      <w:bookmarkEnd w:id="99"/>
       <w:bookmarkEnd w:id="100"/>
+      <w:bookmarkEnd w:id="101"/>
     </w:p>
     <w:p>
       <w:pPr>
@@ -15592,13 +15687,13 @@
       <w:pPr>
         <w:pStyle w:val="Heading3"/>
       </w:pPr>
-      <w:bookmarkStart w:id="101" w:name="_Toc229469640"/>
-      <w:bookmarkStart w:id="102" w:name="_Toc231855526"/>
+      <w:bookmarkStart w:id="102" w:name="_Toc229469640"/>
+      <w:bookmarkStart w:id="103" w:name="_Toc231855526"/>
       <w:r>
         <w:t>3.7.2  Color Scheme and Typography</w:t>
       </w:r>
-      <w:bookmarkEnd w:id="101"/>
       <w:bookmarkEnd w:id="102"/>
+      <w:bookmarkEnd w:id="103"/>
     </w:p>
     <w:p>
       <w:pPr>
@@ -15616,13 +15711,13 @@
       <w:pPr>
         <w:pStyle w:val="Heading3"/>
       </w:pPr>
-      <w:bookmarkStart w:id="103" w:name="_Toc229469641"/>
-      <w:bookmarkStart w:id="104" w:name="_Toc231855527"/>
+      <w:bookmarkStart w:id="104" w:name="_Toc229469641"/>
+      <w:bookmarkStart w:id="105" w:name="_Toc231855527"/>
       <w:r>
         <w:t>3.7.3  Key Page Wireframes</w:t>
       </w:r>
-      <w:bookmarkEnd w:id="103"/>
       <w:bookmarkEnd w:id="104"/>
+      <w:bookmarkEnd w:id="105"/>
     </w:p>
     <w:p>
       <w:pPr>
@@ -15720,13 +15815,13 @@
         <w:pStyle w:val="Heading2"/>
         <w:jc w:val="both"/>
       </w:pPr>
-      <w:bookmarkStart w:id="105" w:name="_Toc229469642"/>
-      <w:bookmarkStart w:id="106" w:name="_Toc231855528"/>
+      <w:bookmarkStart w:id="106" w:name="_Toc229469642"/>
+      <w:bookmarkStart w:id="107" w:name="_Toc231855528"/>
       <w:r>
         <w:t>3.8  System Requirements</w:t>
       </w:r>
-      <w:bookmarkEnd w:id="105"/>
       <w:bookmarkEnd w:id="106"/>
+      <w:bookmarkEnd w:id="107"/>
     </w:p>
     <w:p>
       <w:pPr>
@@ -16920,13 +17015,13 @@
       <w:pPr>
         <w:pStyle w:val="Heading2"/>
       </w:pPr>
-      <w:bookmarkStart w:id="107" w:name="_Toc229469643"/>
-      <w:bookmarkStart w:id="108" w:name="_Toc231855529"/>
+      <w:bookmarkStart w:id="108" w:name="_Toc229469643"/>
+      <w:bookmarkStart w:id="109" w:name="_Toc231855529"/>
       <w:r>
         <w:t>3.9  Summary</w:t>
       </w:r>
-      <w:bookmarkEnd w:id="107"/>
       <w:bookmarkEnd w:id="108"/>
+      <w:bookmarkEnd w:id="109"/>
     </w:p>
     <w:p>
       <w:pPr>
@@ -16952,26 +17047,26 @@
           <w:bottom w:val="single" w:sz="8" w:space="6" w:color="1A3A6B"/>
         </w:pBdr>
       </w:pPr>
-      <w:bookmarkStart w:id="109" w:name="_Toc229469644"/>
-      <w:bookmarkStart w:id="110" w:name="_Toc231855530"/>
+      <w:bookmarkStart w:id="110" w:name="_Toc229469644"/>
+      <w:bookmarkStart w:id="111" w:name="_Toc231855530"/>
       <w:r>
         <w:lastRenderedPageBreak/>
         <w:t>CHAPTER FOUR: SYSTEM IMPLEMENTATION</w:t>
       </w:r>
-      <w:bookmarkEnd w:id="109"/>
       <w:bookmarkEnd w:id="110"/>
+      <w:bookmarkEnd w:id="111"/>
     </w:p>
     <w:p>
       <w:pPr>
         <w:pStyle w:val="Heading2"/>
       </w:pPr>
-      <w:bookmarkStart w:id="111" w:name="_Toc229469645"/>
-      <w:bookmarkStart w:id="112" w:name="_Toc231855531"/>
+      <w:bookmarkStart w:id="112" w:name="_Toc229469645"/>
+      <w:bookmarkStart w:id="113" w:name="_Toc231855531"/>
       <w:r>
         <w:t>4.1  Introduction</w:t>
       </w:r>
-      <w:bookmarkEnd w:id="111"/>
       <w:bookmarkEnd w:id="112"/>
+      <w:bookmarkEnd w:id="113"/>
     </w:p>
     <w:p>
       <w:pPr>
@@ -16989,13 +17084,13 @@
       <w:pPr>
         <w:pStyle w:val="Heading2"/>
       </w:pPr>
-      <w:bookmarkStart w:id="113" w:name="_Toc229469646"/>
-      <w:bookmarkStart w:id="114" w:name="_Toc231855532"/>
+      <w:bookmarkStart w:id="114" w:name="_Toc229469646"/>
+      <w:bookmarkStart w:id="115" w:name="_Toc231855532"/>
       <w:r>
         <w:t>4.2  Development Environment Setup</w:t>
       </w:r>
-      <w:bookmarkEnd w:id="113"/>
       <w:bookmarkEnd w:id="114"/>
+      <w:bookmarkEnd w:id="115"/>
     </w:p>
     <w:p>
       <w:pPr>
@@ -17886,13 +17981,13 @@
       <w:pPr>
         <w:pStyle w:val="Heading2"/>
       </w:pPr>
-      <w:bookmarkStart w:id="115" w:name="_Toc229469647"/>
-      <w:bookmarkStart w:id="116" w:name="_Toc231855533"/>
+      <w:bookmarkStart w:id="116" w:name="_Toc229469647"/>
+      <w:bookmarkStart w:id="117" w:name="_Toc231855533"/>
       <w:r>
         <w:t>4.3  Project Structure and Configuration</w:t>
       </w:r>
-      <w:bookmarkEnd w:id="115"/>
       <w:bookmarkEnd w:id="116"/>
+      <w:bookmarkEnd w:id="117"/>
     </w:p>
     <w:p>
       <w:pPr>
@@ -17934,13 +18029,13 @@
       <w:pPr>
         <w:pStyle w:val="Heading2"/>
       </w:pPr>
-      <w:bookmarkStart w:id="117" w:name="_Toc229469648"/>
-      <w:bookmarkStart w:id="118" w:name="_Toc231855534"/>
+      <w:bookmarkStart w:id="118" w:name="_Toc229469648"/>
+      <w:bookmarkStart w:id="119" w:name="_Toc231855534"/>
       <w:r>
         <w:t>4.4  User Authentication Module Implementation</w:t>
       </w:r>
-      <w:bookmarkEnd w:id="117"/>
       <w:bookmarkEnd w:id="118"/>
+      <w:bookmarkEnd w:id="119"/>
     </w:p>
     <w:p>
       <w:pPr>
@@ -17989,13 +18084,13 @@
       <w:pPr>
         <w:pStyle w:val="Heading2"/>
       </w:pPr>
-      <w:bookmarkStart w:id="119" w:name="_Toc229469649"/>
-      <w:bookmarkStart w:id="120" w:name="_Toc231855535"/>
+      <w:bookmarkStart w:id="120" w:name="_Toc229469649"/>
+      <w:bookmarkStart w:id="121" w:name="_Toc231855535"/>
       <w:r>
         <w:t>4.5  Profile Management Module Implementation</w:t>
       </w:r>
-      <w:bookmarkEnd w:id="119"/>
       <w:bookmarkEnd w:id="120"/>
+      <w:bookmarkEnd w:id="121"/>
     </w:p>
     <w:p>
       <w:pPr>
@@ -18044,13 +18139,13 @@
       <w:pPr>
         <w:pStyle w:val="Heading2"/>
       </w:pPr>
-      <w:bookmarkStart w:id="121" w:name="_Toc229469650"/>
-      <w:bookmarkStart w:id="122" w:name="_Toc231855536"/>
+      <w:bookmarkStart w:id="122" w:name="_Toc229469650"/>
+      <w:bookmarkStart w:id="123" w:name="_Toc231855536"/>
       <w:r>
         <w:t>4.6  Job Management Module Implementation</w:t>
       </w:r>
-      <w:bookmarkEnd w:id="121"/>
       <w:bookmarkEnd w:id="122"/>
+      <w:bookmarkEnd w:id="123"/>
     </w:p>
     <w:p>
       <w:pPr>
@@ -18092,13 +18187,13 @@
       <w:pPr>
         <w:pStyle w:val="Heading2"/>
       </w:pPr>
-      <w:bookmarkStart w:id="123" w:name="_Toc229469651"/>
-      <w:bookmarkStart w:id="124" w:name="_Toc231855537"/>
+      <w:bookmarkStart w:id="124" w:name="_Toc229469651"/>
+      <w:bookmarkStart w:id="125" w:name="_Toc231855537"/>
       <w:r>
         <w:t>4.7  Job Search and Application Module Implementation</w:t>
       </w:r>
-      <w:bookmarkEnd w:id="123"/>
       <w:bookmarkEnd w:id="124"/>
+      <w:bookmarkEnd w:id="125"/>
     </w:p>
     <w:p>
       <w:pPr>
@@ -18141,13 +18236,13 @@
       <w:pPr>
         <w:pStyle w:val="Heading2"/>
       </w:pPr>
-      <w:bookmarkStart w:id="125" w:name="_Toc229469652"/>
-      <w:bookmarkStart w:id="126" w:name="_Toc231855538"/>
+      <w:bookmarkStart w:id="126" w:name="_Toc229469652"/>
+      <w:bookmarkStart w:id="127" w:name="_Toc231855538"/>
       <w:r>
         <w:t>4.8  Application Tracking Module Implementation</w:t>
       </w:r>
-      <w:bookmarkEnd w:id="125"/>
       <w:bookmarkEnd w:id="126"/>
+      <w:bookmarkEnd w:id="127"/>
     </w:p>
     <w:p>
       <w:pPr>
@@ -18177,13 +18272,13 @@
       <w:pPr>
         <w:pStyle w:val="Heading2"/>
       </w:pPr>
-      <w:bookmarkStart w:id="127" w:name="_Toc229469653"/>
-      <w:bookmarkStart w:id="128" w:name="_Toc231855539"/>
+      <w:bookmarkStart w:id="128" w:name="_Toc229469653"/>
+      <w:bookmarkStart w:id="129" w:name="_Toc231855539"/>
       <w:r>
         <w:t>4.9  Administrative Interface</w:t>
       </w:r>
-      <w:bookmarkEnd w:id="127"/>
       <w:bookmarkEnd w:id="128"/>
+      <w:bookmarkEnd w:id="129"/>
     </w:p>
     <w:p>
       <w:pPr>
@@ -18214,13 +18309,13 @@
       <w:pPr>
         <w:pStyle w:val="Heading2"/>
       </w:pPr>
-      <w:bookmarkStart w:id="129" w:name="_Toc229469654"/>
-      <w:bookmarkStart w:id="130" w:name="_Toc231855540"/>
+      <w:bookmarkStart w:id="130" w:name="_Toc229469654"/>
+      <w:bookmarkStart w:id="131" w:name="_Toc231855540"/>
       <w:r>
         <w:t>4.10  Security Implementation</w:t>
       </w:r>
-      <w:bookmarkEnd w:id="129"/>
       <w:bookmarkEnd w:id="130"/>
+      <w:bookmarkEnd w:id="131"/>
     </w:p>
     <w:p>
       <w:pPr>
@@ -18303,14 +18398,14 @@
       <w:pPr>
         <w:pStyle w:val="Heading2"/>
       </w:pPr>
-      <w:bookmarkStart w:id="131" w:name="_Toc229469655"/>
-      <w:bookmarkStart w:id="132" w:name="_Toc231855541"/>
+      <w:bookmarkStart w:id="132" w:name="_Toc229469655"/>
+      <w:bookmarkStart w:id="133" w:name="_Toc231855541"/>
       <w:r>
         <w:lastRenderedPageBreak/>
         <w:t>4.11  Summary</w:t>
       </w:r>
-      <w:bookmarkEnd w:id="131"/>
       <w:bookmarkEnd w:id="132"/>
+      <w:bookmarkEnd w:id="133"/>
     </w:p>
     <w:p>
       <w:pPr>
@@ -18336,26 +18431,26 @@
           <w:bottom w:val="single" w:sz="8" w:space="6" w:color="1A3A6B"/>
         </w:pBdr>
       </w:pPr>
-      <w:bookmarkStart w:id="133" w:name="_Toc229469656"/>
-      <w:bookmarkStart w:id="134" w:name="_Toc231855542"/>
+      <w:bookmarkStart w:id="134" w:name="_Toc229469656"/>
+      <w:bookmarkStart w:id="135" w:name="_Toc231855542"/>
       <w:r>
         <w:lastRenderedPageBreak/>
         <w:t>CHAPTER FIVE: TESTING AND EVALUATION</w:t>
       </w:r>
-      <w:bookmarkEnd w:id="133"/>
       <w:bookmarkEnd w:id="134"/>
+      <w:bookmarkEnd w:id="135"/>
     </w:p>
     <w:p>
       <w:pPr>
         <w:pStyle w:val="Heading2"/>
       </w:pPr>
-      <w:bookmarkStart w:id="135" w:name="_Toc229469657"/>
-      <w:bookmarkStart w:id="136" w:name="_Toc231855543"/>
+      <w:bookmarkStart w:id="136" w:name="_Toc229469657"/>
+      <w:bookmarkStart w:id="137" w:name="_Toc231855543"/>
       <w:r>
         <w:t>5.1  Introduction</w:t>
       </w:r>
-      <w:bookmarkEnd w:id="135"/>
       <w:bookmarkEnd w:id="136"/>
+      <w:bookmarkEnd w:id="137"/>
     </w:p>
     <w:p>
       <w:pPr>
@@ -18373,13 +18468,13 @@
       <w:pPr>
         <w:pStyle w:val="Heading2"/>
       </w:pPr>
-      <w:bookmarkStart w:id="137" w:name="_Toc229469658"/>
-      <w:bookmarkStart w:id="138" w:name="_Toc231855544"/>
+      <w:bookmarkStart w:id="138" w:name="_Toc229469658"/>
+      <w:bookmarkStart w:id="139" w:name="_Toc231855544"/>
       <w:r>
         <w:t>5.2  Testing Strategy</w:t>
       </w:r>
-      <w:bookmarkEnd w:id="137"/>
       <w:bookmarkEnd w:id="138"/>
+      <w:bookmarkEnd w:id="139"/>
     </w:p>
     <w:p>
       <w:pPr>
@@ -18463,13 +18558,13 @@
       <w:pPr>
         <w:pStyle w:val="Heading2"/>
       </w:pPr>
-      <w:bookmarkStart w:id="139" w:name="_Toc229469659"/>
-      <w:bookmarkStart w:id="140" w:name="_Toc231855545"/>
+      <w:bookmarkStart w:id="140" w:name="_Toc229469659"/>
+      <w:bookmarkStart w:id="141" w:name="_Toc231855545"/>
       <w:r>
         <w:t>5.3  Unit Testing</w:t>
       </w:r>
-      <w:bookmarkEnd w:id="139"/>
       <w:bookmarkEnd w:id="140"/>
+      <w:bookmarkEnd w:id="141"/>
     </w:p>
     <w:p>
       <w:pPr>
@@ -18511,13 +18606,13 @@
       <w:pPr>
         <w:pStyle w:val="Heading2"/>
       </w:pPr>
-      <w:bookmarkStart w:id="141" w:name="_Toc229469660"/>
-      <w:bookmarkStart w:id="142" w:name="_Toc231855546"/>
+      <w:bookmarkStart w:id="142" w:name="_Toc229469660"/>
+      <w:bookmarkStart w:id="143" w:name="_Toc231855546"/>
       <w:r>
         <w:t>5.4  Integration Testing</w:t>
       </w:r>
-      <w:bookmarkEnd w:id="141"/>
       <w:bookmarkEnd w:id="142"/>
+      <w:bookmarkEnd w:id="143"/>
     </w:p>
     <w:p>
       <w:pPr>
@@ -19533,13 +19628,13 @@
       <w:pPr>
         <w:pStyle w:val="Heading2"/>
       </w:pPr>
-      <w:bookmarkStart w:id="143" w:name="_Toc229469661"/>
-      <w:bookmarkStart w:id="144" w:name="_Toc231855547"/>
+      <w:bookmarkStart w:id="144" w:name="_Toc229469661"/>
+      <w:bookmarkStart w:id="145" w:name="_Toc231855547"/>
       <w:r>
         <w:t>5.5  User Acceptance Testing (UAT)</w:t>
       </w:r>
-      <w:bookmarkEnd w:id="143"/>
       <w:bookmarkEnd w:id="144"/>
+      <w:bookmarkEnd w:id="145"/>
     </w:p>
     <w:p>
       <w:pPr>
@@ -20771,13 +20866,13 @@
       <w:pPr>
         <w:pStyle w:val="Heading2"/>
       </w:pPr>
-      <w:bookmarkStart w:id="145" w:name="_Toc229469662"/>
-      <w:bookmarkStart w:id="146" w:name="_Toc231855548"/>
+      <w:bookmarkStart w:id="146" w:name="_Toc229469662"/>
+      <w:bookmarkStart w:id="147" w:name="_Toc231855548"/>
       <w:r>
         <w:t>5.6  Security Testing</w:t>
       </w:r>
-      <w:bookmarkEnd w:id="145"/>
       <w:bookmarkEnd w:id="146"/>
+      <w:bookmarkEnd w:id="147"/>
     </w:p>
     <w:p>
       <w:pPr>
@@ -20876,13 +20971,13 @@
       <w:pPr>
         <w:pStyle w:val="Heading2"/>
       </w:pPr>
-      <w:bookmarkStart w:id="147" w:name="_Toc229469663"/>
-      <w:bookmarkStart w:id="148" w:name="_Toc231855549"/>
+      <w:bookmarkStart w:id="148" w:name="_Toc229469663"/>
+      <w:bookmarkStart w:id="149" w:name="_Toc231855549"/>
       <w:r>
         <w:t>5.7  System Evaluation Against Requirements</w:t>
       </w:r>
-      <w:bookmarkEnd w:id="147"/>
       <w:bookmarkEnd w:id="148"/>
+      <w:bookmarkEnd w:id="149"/>
     </w:p>
     <w:p>
       <w:pPr>
@@ -22148,13 +22243,13 @@
       <w:pPr>
         <w:pStyle w:val="Heading2"/>
       </w:pPr>
-      <w:bookmarkStart w:id="149" w:name="_Toc229469664"/>
-      <w:bookmarkStart w:id="150" w:name="_Toc231855550"/>
+      <w:bookmarkStart w:id="150" w:name="_Toc229469664"/>
+      <w:bookmarkStart w:id="151" w:name="_Toc231855550"/>
       <w:r>
         <w:t>5.8  Summary</w:t>
       </w:r>
-      <w:bookmarkEnd w:id="149"/>
       <w:bookmarkEnd w:id="150"/>
+      <w:bookmarkEnd w:id="151"/>
     </w:p>
     <w:p>
       <w:pPr>
@@ -22180,26 +22275,26 @@
           <w:bottom w:val="single" w:sz="8" w:space="6" w:color="1A3A6B"/>
         </w:pBdr>
       </w:pPr>
-      <w:bookmarkStart w:id="151" w:name="_Toc229469665"/>
-      <w:bookmarkStart w:id="152" w:name="_Toc231855551"/>
+      <w:bookmarkStart w:id="152" w:name="_Toc229469665"/>
+      <w:bookmarkStart w:id="153" w:name="_Toc231855551"/>
       <w:r>
         <w:lastRenderedPageBreak/>
         <w:t>CHAPTER SIX: CONCLUSION AND RECOMMENDATIONS</w:t>
       </w:r>
-      <w:bookmarkEnd w:id="151"/>
       <w:bookmarkEnd w:id="152"/>
+      <w:bookmarkEnd w:id="153"/>
     </w:p>
     <w:p>
       <w:pPr>
         <w:pStyle w:val="Heading2"/>
       </w:pPr>
-      <w:bookmarkStart w:id="153" w:name="_Toc229469666"/>
-      <w:bookmarkStart w:id="154" w:name="_Toc231855552"/>
+      <w:bookmarkStart w:id="154" w:name="_Toc229469666"/>
+      <w:bookmarkStart w:id="155" w:name="_Toc231855552"/>
       <w:r>
         <w:t>6.1  Summary of Findings</w:t>
       </w:r>
-      <w:bookmarkEnd w:id="153"/>
       <w:bookmarkEnd w:id="154"/>
+      <w:bookmarkEnd w:id="155"/>
     </w:p>
     <w:p>
       <w:pPr>
@@ -22241,13 +22336,13 @@
       <w:pPr>
         <w:pStyle w:val="Heading2"/>
       </w:pPr>
-      <w:bookmarkStart w:id="155" w:name="_Toc229469667"/>
-      <w:bookmarkStart w:id="156" w:name="_Toc231855553"/>
+      <w:bookmarkStart w:id="156" w:name="_Toc229469667"/>
+      <w:bookmarkStart w:id="157" w:name="_Toc231855553"/>
       <w:r>
         <w:t>6.2  Achievement of Objectives</w:t>
       </w:r>
-      <w:bookmarkEnd w:id="155"/>
       <w:bookmarkEnd w:id="156"/>
+      <w:bookmarkEnd w:id="157"/>
     </w:p>
     <w:p>
       <w:pPr>
@@ -22370,13 +22465,13 @@
       <w:pPr>
         <w:pStyle w:val="Heading2"/>
       </w:pPr>
-      <w:bookmarkStart w:id="157" w:name="_Toc229469668"/>
-      <w:bookmarkStart w:id="158" w:name="_Toc231855554"/>
+      <w:bookmarkStart w:id="158" w:name="_Toc229469668"/>
+      <w:bookmarkStart w:id="159" w:name="_Toc231855554"/>
       <w:r>
         <w:t>6.3  Contributions of the Project</w:t>
       </w:r>
-      <w:bookmarkEnd w:id="157"/>
       <w:bookmarkEnd w:id="158"/>
+      <w:bookmarkEnd w:id="159"/>
     </w:p>
     <w:p>
       <w:pPr>
@@ -22419,13 +22514,13 @@
       <w:pPr>
         <w:pStyle w:val="Heading2"/>
       </w:pPr>
-      <w:bookmarkStart w:id="159" w:name="_Toc229469669"/>
-      <w:bookmarkStart w:id="160" w:name="_Toc231855555"/>
+      <w:bookmarkStart w:id="160" w:name="_Toc229469669"/>
+      <w:bookmarkStart w:id="161" w:name="_Toc231855555"/>
       <w:r>
         <w:t>6.4  Limitations of the Current System</w:t>
       </w:r>
-      <w:bookmarkEnd w:id="159"/>
       <w:bookmarkEnd w:id="160"/>
+      <w:bookmarkEnd w:id="161"/>
     </w:p>
     <w:p>
       <w:pPr>
@@ -22508,14 +22603,14 @@
       <w:pPr>
         <w:pStyle w:val="Heading2"/>
       </w:pPr>
-      <w:bookmarkStart w:id="161" w:name="_Toc229469670"/>
-      <w:bookmarkStart w:id="162" w:name="_Toc231855556"/>
+      <w:bookmarkStart w:id="162" w:name="_Toc229469670"/>
+      <w:bookmarkStart w:id="163" w:name="_Toc231855556"/>
       <w:r>
         <w:lastRenderedPageBreak/>
         <w:t>6.5  Recommendations for Future Work</w:t>
       </w:r>
-      <w:bookmarkEnd w:id="161"/>
       <w:bookmarkEnd w:id="162"/>
+      <w:bookmarkEnd w:id="163"/>
     </w:p>
     <w:p>
       <w:pPr>
@@ -22638,13 +22733,13 @@
       <w:pPr>
         <w:pStyle w:val="Heading2"/>
       </w:pPr>
-      <w:bookmarkStart w:id="163" w:name="_Toc229469671"/>
-      <w:bookmarkStart w:id="164" w:name="_Toc231855557"/>
+      <w:bookmarkStart w:id="164" w:name="_Toc229469671"/>
+      <w:bookmarkStart w:id="165" w:name="_Toc231855557"/>
       <w:r>
         <w:t>6.6  Concluding Remarks</w:t>
       </w:r>
-      <w:bookmarkEnd w:id="163"/>
       <w:bookmarkEnd w:id="164"/>
+      <w:bookmarkEnd w:id="165"/>
     </w:p>
     <w:p>
       <w:pPr>
@@ -22706,14 +22801,14 @@
           <w:bottom w:val="single" w:sz="8" w:space="6" w:color="1A3A6B"/>
         </w:pBdr>
       </w:pPr>
-      <w:bookmarkStart w:id="165" w:name="_Toc229469672"/>
-      <w:bookmarkStart w:id="166" w:name="_Toc231855558"/>
+      <w:bookmarkStart w:id="166" w:name="_Toc229469672"/>
+      <w:bookmarkStart w:id="167" w:name="_Toc231855558"/>
       <w:r>
         <w:lastRenderedPageBreak/>
         <w:t>REFERENCES</w:t>
       </w:r>
-      <w:bookmarkEnd w:id="165"/>
       <w:bookmarkEnd w:id="166"/>
+      <w:bookmarkEnd w:id="167"/>
     </w:p>
     <w:p>
       <w:pPr>
@@ -23011,26 +23106,26 @@
           <w:bottom w:val="single" w:sz="8" w:space="6" w:color="1A3A6B"/>
         </w:pBdr>
       </w:pPr>
-      <w:bookmarkStart w:id="167" w:name="_Toc229469673"/>
-      <w:bookmarkStart w:id="168" w:name="_Toc231855559"/>
+      <w:bookmarkStart w:id="168" w:name="_Toc229469673"/>
+      <w:bookmarkStart w:id="169" w:name="_Toc231855559"/>
       <w:r>
         <w:lastRenderedPageBreak/>
         <w:t>APPENDICES</w:t>
       </w:r>
-      <w:bookmarkEnd w:id="167"/>
       <w:bookmarkEnd w:id="168"/>
+      <w:bookmarkEnd w:id="169"/>
     </w:p>
     <w:p>
       <w:pPr>
         <w:pStyle w:val="Heading2"/>
       </w:pPr>
-      <w:bookmarkStart w:id="169" w:name="_Toc229469674"/>
-      <w:bookmarkStart w:id="170" w:name="_Toc231855560"/>
+      <w:bookmarkStart w:id="170" w:name="_Toc229469674"/>
+      <w:bookmarkStart w:id="171" w:name="_Toc231855560"/>
       <w:r>
         <w:t>Appendix A: User Survey Questionnaire</w:t>
       </w:r>
-      <w:bookmarkEnd w:id="169"/>
       <w:bookmarkEnd w:id="170"/>
+      <w:bookmarkEnd w:id="171"/>
     </w:p>
     <w:p>
       <w:pPr>
@@ -23183,13 +23278,13 @@
       <w:pPr>
         <w:pStyle w:val="Heading2"/>
       </w:pPr>
-      <w:bookmarkStart w:id="171" w:name="_Toc229469675"/>
-      <w:bookmarkStart w:id="172" w:name="_Toc231855561"/>
+      <w:bookmarkStart w:id="172" w:name="_Toc229469675"/>
+      <w:bookmarkStart w:id="173" w:name="_Toc231855561"/>
       <w:r>
         <w:t>Appendix B: System Requirements Specification</w:t>
       </w:r>
-      <w:bookmarkEnd w:id="171"/>
       <w:bookmarkEnd w:id="172"/>
+      <w:bookmarkEnd w:id="173"/>
     </w:p>
     <w:p>
       <w:pPr>
@@ -23207,14 +23302,14 @@
       <w:pPr>
         <w:pStyle w:val="Heading3"/>
       </w:pPr>
-      <w:bookmarkStart w:id="173" w:name="_Toc229469676"/>
-      <w:bookmarkStart w:id="174" w:name="_Toc231855562"/>
+      <w:bookmarkStart w:id="174" w:name="_Toc229469676"/>
+      <w:bookmarkStart w:id="175" w:name="_Toc231855562"/>
       <w:r>
         <w:lastRenderedPageBreak/>
         <w:t>B.1 Minimum Server Requirements</w:t>
       </w:r>
-      <w:bookmarkEnd w:id="173"/>
       <w:bookmarkEnd w:id="174"/>
+      <w:bookmarkEnd w:id="175"/>
     </w:p>
     <w:p>
       <w:pPr>
@@ -23285,13 +23380,13 @@
       <w:pPr>
         <w:pStyle w:val="Heading3"/>
       </w:pPr>
-      <w:bookmarkStart w:id="175" w:name="_Toc229469677"/>
-      <w:bookmarkStart w:id="176" w:name="_Toc231855563"/>
+      <w:bookmarkStart w:id="176" w:name="_Toc229469677"/>
+      <w:bookmarkStart w:id="177" w:name="_Toc231855563"/>
       <w:r>
         <w:t>B.2 Software Requirements</w:t>
       </w:r>
-      <w:bookmarkEnd w:id="175"/>
       <w:bookmarkEnd w:id="176"/>
+      <w:bookmarkEnd w:id="177"/>
     </w:p>
     <w:p>
       <w:pPr>
@@ -23375,13 +23470,13 @@
       <w:pPr>
         <w:pStyle w:val="Heading3"/>
       </w:pPr>
-      <w:bookmarkStart w:id="177" w:name="_Toc229469678"/>
-      <w:bookmarkStart w:id="178" w:name="_Toc231855564"/>
+      <w:bookmarkStart w:id="178" w:name="_Toc229469678"/>
+      <w:bookmarkStart w:id="179" w:name="_Toc231855564"/>
       <w:r>
         <w:t>B.3 Client Requirements</w:t>
       </w:r>
-      <w:bookmarkEnd w:id="177"/>
       <w:bookmarkEnd w:id="178"/>
+      <w:bookmarkEnd w:id="179"/>
     </w:p>
     <w:p>
       <w:pPr>
@@ -23444,13 +23539,13 @@
       <w:pPr>
         <w:pStyle w:val="Heading2"/>
       </w:pPr>
-      <w:bookmarkStart w:id="179" w:name="_Toc229469679"/>
-      <w:bookmarkStart w:id="180" w:name="_Toc231855565"/>
+      <w:bookmarkStart w:id="180" w:name="_Toc229469679"/>
+      <w:bookmarkStart w:id="181" w:name="_Toc231855565"/>
       <w:r>
         <w:t>Appendix C: Glossary of Technical Terms</w:t>
       </w:r>
-      <w:bookmarkEnd w:id="179"/>
       <w:bookmarkEnd w:id="180"/>
+      <w:bookmarkEnd w:id="181"/>
     </w:p>
     <w:tbl>
       <w:tblPr>
@@ -24321,8 +24416,6 @@
       <w:r>
         <w:t>├── Documents</w:t>
       </w:r>
-      <w:bookmarkStart w:id="181" w:name="_GoBack"/>
-      <w:bookmarkEnd w:id="181"/>
     </w:p>
     <w:p>
       <w:pPr>
@@ -24620,8 +24713,8 @@
       </w:pPr>
     </w:p>
     <w:sectPr>
-      <w:headerReference w:type="default" r:id="rId10"/>
-      <w:footerReference w:type="default" r:id="rId11"/>
+      <w:headerReference w:type="default" r:id="rId13"/>
+      <w:footerReference w:type="default" r:id="rId14"/>
       <w:pgSz w:w="11906" w:h="16838"/>
       <w:pgMar w:top="1440" w:right="1440" w:bottom="1440" w:left="1800" w:header="708" w:footer="708" w:gutter="0"/>
       <w:pgNumType w:start="1"/>
@@ -24699,7 +24792,7 @@
         <w:sz w:val="18"/>
         <w:szCs w:val="18"/>
       </w:rPr>
-      <w:t>60</w:t>
+      <w:t>2</w:t>
     </w:r>
     <w:r>
       <w:rPr>
@@ -26287,7 +26380,7 @@
 </file>
 
 <file path=customXml/itemProps1.xml><?xml version="1.0" encoding="utf-8"?>
-<ds:datastoreItem xmlns:ds="http://schemas.openxmlformats.org/officeDocument/2006/customXml" ds:itemID="{3380FB12-27C7-4EEC-B828-3F37EC6D544D}">
+<ds:datastoreItem xmlns:ds="http://schemas.openxmlformats.org/officeDocument/2006/customXml" ds:itemID="{078BE9ED-E157-45AE-9A9E-81B1D25D44F3}">
   <ds:schemaRefs>
     <ds:schemaRef ds:uri="http://schemas.openxmlformats.org/officeDocument/2006/bibliography"/>
   </ds:schemaRefs>
